--- a/워드/D1_학생용_워크북.docx
+++ b/워드/D1_학생용_워크북.docx
@@ -1707,7 +1707,7 @@
           <w:b w:val="0"/>
           <w:sz w:val="20"/>
         </w:rPr>
-        <w:t>☐  결과를 실제로 쓸 곳이 있다</w:t>
+        <w:t>☐  이 설문 결과를 어디에 쓸 것인지 적었다</w:t>
       </w:r>
     </w:p>
     <w:p>
@@ -2861,7 +2861,7 @@
           <w:b w:val="0"/>
           <w:sz w:val="20"/>
         </w:rPr>
-        <w:t>☐  질문 5개를 받았다</w:t>
+        <w:t>☐  AI가 준 질문을 기록 칸에 붙여넣었다</w:t>
       </w:r>
     </w:p>
     <w:p>
@@ -2875,7 +2875,7 @@
           <w:b w:val="0"/>
           <w:sz w:val="20"/>
         </w:rPr>
-        <w:t>☐  ‘익명인가’ 같은 질문이 있다</w:t>
+        <w:t>☐  ‘익명인가’ 같은 질문이 있는지 확인했다 (없으면 다시 요청했다)</w:t>
       </w:r>
     </w:p>
     <w:p>
@@ -2889,7 +2889,7 @@
           <w:b w:val="0"/>
           <w:sz w:val="20"/>
         </w:rPr>
-        <w:t>☐  내가 생각 못 한 것이 1개 이상 있다</w:t>
+        <w:t>☐  내가 생각 못 한 것이 있는지 확인했다 (없으면 ‘없음’이라고 적었다)</w:t>
       </w:r>
     </w:p>
     <w:p>
@@ -4051,7 +4051,7 @@
           <w:b w:val="0"/>
           <w:sz w:val="20"/>
         </w:rPr>
-        <w:t>☐  문장이 아니라 목록으로 받았다</w:t>
+        <w:t>☐  문장이 아니라 목록으로 받았는지 확인했다 (아니면 다시 요청했다)</w:t>
       </w:r>
     </w:p>
     <w:p>
@@ -4079,7 +4079,7 @@
           <w:b w:val="0"/>
           <w:sz w:val="20"/>
         </w:rPr>
-        <w:t>☐  방식(하나 고르기 등)이 붙어 있다</w:t>
+        <w:t>☐  방식(하나 고르기 등)이 붙어 있는지 확인했다 (없으면 추가 요청했다)</w:t>
       </w:r>
     </w:p>
     <w:p>
@@ -4625,7 +4625,7 @@
           <w:b w:val="0"/>
           <w:sz w:val="20"/>
         </w:rPr>
-        <w:t>☐  가장 중요한 문항이 앞에 있다</w:t>
+        <w:t>☐  가장 중요한 문항이 앞에 있는지 확인했다 (아니면 순서를 바꿔 달라고 요청했다)</w:t>
       </w:r>
     </w:p>
     <w:p>
@@ -5372,7 +5372,7 @@
           <w:b w:val="0"/>
           <w:sz w:val="20"/>
         </w:rPr>
-        <w:t>☐  안내문이 있다</w:t>
+        <w:t>☐  안내문이 있는지 확인했다 (없으면 다시 요청했다)</w:t>
       </w:r>
     </w:p>
     <w:p>
@@ -5386,7 +5386,7 @@
           <w:b w:val="0"/>
           <w:sz w:val="20"/>
         </w:rPr>
-        <w:t>☐  보기에 ‘잘 모르겠다’가 있다</w:t>
+        <w:t>☐  보기에 ‘잘 모르겠다’가 있는지 확인했다 (없으면 다시 요청했다)</w:t>
       </w:r>
     </w:p>
     <w:p>
@@ -5414,7 +5414,7 @@
           <w:b w:val="0"/>
           <w:sz w:val="20"/>
         </w:rPr>
-        <w:t>☐  안내문에 왜 걷는지가 들어 있다</w:t>
+        <w:t>☐  안내문에 왜 걷는지가 들어 있는지 확인했다 (없으면 추가 요청했다)</w:t>
       </w:r>
     </w:p>
     <w:p>
@@ -6636,7 +6636,7 @@
           <w:b w:val="0"/>
           <w:sz w:val="20"/>
         </w:rPr>
-        <w:t>☐  안내문에 걸리는 시간이 들어 있다</w:t>
+        <w:t>☐  안내문에 걸리는 시간이 들어 있는지 확인했다 (없으면 추가 요청했다)</w:t>
       </w:r>
     </w:p>
     <w:p>
@@ -7514,7 +7514,7 @@
           <w:b w:val="0"/>
           <w:sz w:val="20"/>
         </w:rPr>
-        <w:t>☐  유도 질문 점검을 받았다</w:t>
+        <w:t>☐  유도 질문 점검을 받아 읽어 보았다</w:t>
       </w:r>
     </w:p>
     <w:p>

--- a/워드/D1_학생용_워크북.docx
+++ b/워드/D1_학생용_워크북.docx
@@ -2181,6 +2181,81 @@
         <w:t>▷ 기록 — AI가 짚은 ‘가장 중요한 질문’을 붙여넣으세요</w:t>
       </w:r>
     </w:p>
+    <w:p>
+      <w:pPr>
+        <w:spacing w:before="0" w:after="0"/>
+        <w:ind w:left="170"/>
+      </w:pPr>
+      <w:r>
+        <w:rPr>
+          <w:rFonts w:ascii="맑은 고딕" w:hAnsi="맑은 고딕" w:eastAsia="맑은 고딕"/>
+          <w:b w:val="0"/>
+          <w:color w:val="9AA4B2"/>
+          <w:sz w:val="18"/>
+        </w:rPr>
+        <w:t>가장 중요한 질문은</w:t>
+      </w:r>
+    </w:p>
+    <w:p>
+      <w:pPr>
+        <w:spacing w:before="0" w:after="0"/>
+        <w:ind w:left="170"/>
+      </w:pPr>
+      <w:r>
+        <w:rPr>
+          <w:rFonts w:ascii="맑은 고딕" w:hAnsi="맑은 고딕" w:eastAsia="맑은 고딕"/>
+          <w:b w:val="0"/>
+          <w:color w:val="9AA4B2"/>
+          <w:sz w:val="18"/>
+        </w:rPr>
+        <w:t xml:space="preserve">→ </w:t>
+      </w:r>
+    </w:p>
+    <w:p>
+      <w:pPr>
+        <w:spacing w:before="0" w:after="0"/>
+        <w:ind w:left="170"/>
+      </w:pPr>
+      <w:r>
+        <w:rPr>
+          <w:rFonts w:ascii="맑은 고딕" w:hAnsi="맑은 고딕" w:eastAsia="맑은 고딕"/>
+          <w:b w:val="0"/>
+          <w:color w:val="9AA4B2"/>
+          <w:sz w:val="18"/>
+        </w:rPr>
+        <w:t xml:space="preserve"> </w:t>
+      </w:r>
+    </w:p>
+    <w:p>
+      <w:pPr>
+        <w:spacing w:before="0" w:after="0"/>
+        <w:ind w:left="170"/>
+      </w:pPr>
+      <w:r>
+        <w:rPr>
+          <w:rFonts w:ascii="맑은 고딕" w:hAnsi="맑은 고딕" w:eastAsia="맑은 고딕"/>
+          <w:b w:val="0"/>
+          <w:color w:val="9AA4B2"/>
+          <w:sz w:val="18"/>
+        </w:rPr>
+        <w:t>AI가 되물어 온 것 :</w:t>
+      </w:r>
+    </w:p>
+    <w:p>
+      <w:pPr>
+        <w:spacing w:before="0" w:after="0"/>
+        <w:ind w:left="170"/>
+      </w:pPr>
+      <w:r>
+        <w:rPr>
+          <w:rFonts w:ascii="맑은 고딕" w:hAnsi="맑은 고딕" w:eastAsia="맑은 고딕"/>
+          <w:b w:val="0"/>
+          <w:color w:val="9AA4B2"/>
+          <w:sz w:val="18"/>
+        </w:rPr>
+        <w:t>→ 내 답 :</w:t>
+      </w:r>
+    </w:p>
     <w:tbl>
       <w:tblPr>
         <w:tblW w:type="auto" w:w="0"/>
@@ -2192,7 +2267,7 @@
       </w:tblGrid>
       <w:tr>
         <w:trPr>
-          <w:trHeight w:hRule="atLeast" w:val="2041"/>
+          <w:trHeight w:hRule="atLeast" w:val="1049"/>
         </w:trPr>
         <w:tc>
           <w:tcPr>
@@ -2798,6 +2873,36 @@
         <w:t>5.</w:t>
       </w:r>
     </w:p>
+    <w:p>
+      <w:pPr>
+        <w:spacing w:before="0" w:after="0"/>
+        <w:ind w:left="170"/>
+      </w:pPr>
+      <w:r>
+        <w:rPr>
+          <w:rFonts w:ascii="맑은 고딕" w:hAnsi="맑은 고딕" w:eastAsia="맑은 고딕"/>
+          <w:b w:val="0"/>
+          <w:color w:val="9AA4B2"/>
+          <w:sz w:val="18"/>
+        </w:rPr>
+        <w:t xml:space="preserve"> </w:t>
+      </w:r>
+    </w:p>
+    <w:p>
+      <w:pPr>
+        <w:spacing w:before="0" w:after="0"/>
+        <w:ind w:left="170"/>
+      </w:pPr>
+      <w:r>
+        <w:rPr>
+          <w:rFonts w:ascii="맑은 고딕" w:hAnsi="맑은 고딕" w:eastAsia="맑은 고딕"/>
+          <w:b w:val="0"/>
+          <w:color w:val="9AA4B2"/>
+          <w:sz w:val="18"/>
+        </w:rPr>
+        <w:t>→ 이 중에서 내가 바로 답하기 어려운 것 :</w:t>
+      </w:r>
+    </w:p>
     <w:tbl>
       <w:tblPr>
         <w:tblW w:type="auto" w:w="0"/>
@@ -2809,7 +2914,7 @@
       </w:tblGrid>
       <w:tr>
         <w:trPr>
-          <w:trHeight w:hRule="atLeast" w:val="1049"/>
+          <w:trHeight w:hRule="atLeast" w:val="680"/>
         </w:trPr>
         <w:tc>
           <w:tcPr>
@@ -3386,7 +3491,7 @@
           <w:color w:val="9AA4B2"/>
           <w:sz w:val="18"/>
         </w:rPr>
-        <w:t>1) …</w:t>
+        <w:t>1)</w:t>
       </w:r>
     </w:p>
     <w:p>
@@ -3401,7 +3506,97 @@
           <w:color w:val="9AA4B2"/>
           <w:sz w:val="18"/>
         </w:rPr>
-        <w:t>2) …</w:t>
+        <w:t>2)</w:t>
+      </w:r>
+    </w:p>
+    <w:p>
+      <w:pPr>
+        <w:spacing w:before="0" w:after="0"/>
+        <w:ind w:left="170"/>
+      </w:pPr>
+      <w:r>
+        <w:rPr>
+          <w:rFonts w:ascii="맑은 고딕" w:hAnsi="맑은 고딕" w:eastAsia="맑은 고딕"/>
+          <w:b w:val="0"/>
+          <w:color w:val="9AA4B2"/>
+          <w:sz w:val="18"/>
+        </w:rPr>
+        <w:t>3)</w:t>
+      </w:r>
+    </w:p>
+    <w:p>
+      <w:pPr>
+        <w:spacing w:before="0" w:after="0"/>
+        <w:ind w:left="170"/>
+      </w:pPr>
+      <w:r>
+        <w:rPr>
+          <w:rFonts w:ascii="맑은 고딕" w:hAnsi="맑은 고딕" w:eastAsia="맑은 고딕"/>
+          <w:b w:val="0"/>
+          <w:color w:val="9AA4B2"/>
+          <w:sz w:val="18"/>
+        </w:rPr>
+        <w:t>4)</w:t>
+      </w:r>
+    </w:p>
+    <w:p>
+      <w:pPr>
+        <w:spacing w:before="0" w:after="0"/>
+        <w:ind w:left="170"/>
+      </w:pPr>
+      <w:r>
+        <w:rPr>
+          <w:rFonts w:ascii="맑은 고딕" w:hAnsi="맑은 고딕" w:eastAsia="맑은 고딕"/>
+          <w:b w:val="0"/>
+          <w:color w:val="9AA4B2"/>
+          <w:sz w:val="18"/>
+        </w:rPr>
+        <w:t>5)</w:t>
+      </w:r>
+    </w:p>
+    <w:p>
+      <w:pPr>
+        <w:spacing w:before="0" w:after="0"/>
+        <w:ind w:left="170"/>
+      </w:pPr>
+      <w:r>
+        <w:rPr>
+          <w:rFonts w:ascii="맑은 고딕" w:hAnsi="맑은 고딕" w:eastAsia="맑은 고딕"/>
+          <w:b w:val="0"/>
+          <w:color w:val="9AA4B2"/>
+          <w:sz w:val="18"/>
+        </w:rPr>
+        <w:t xml:space="preserve"> </w:t>
+      </w:r>
+    </w:p>
+    <w:p>
+      <w:pPr>
+        <w:spacing w:before="0" w:after="0"/>
+        <w:ind w:left="170"/>
+      </w:pPr>
+      <w:r>
+        <w:rPr>
+          <w:rFonts w:ascii="맑은 고딕" w:hAnsi="맑은 고딕" w:eastAsia="맑은 고딕"/>
+          <w:b w:val="0"/>
+          <w:color w:val="9AA4B2"/>
+          <w:sz w:val="18"/>
+        </w:rPr>
+        <w:t>→ 자료가 없어 ‘자료 없음’이라고 적은 것 :</w:t>
+      </w:r>
+    </w:p>
+    <w:p>
+      <w:pPr>
+        <w:spacing w:before="0" w:after="0"/>
+        <w:ind w:left="170"/>
+      </w:pPr>
+      <w:r>
+        <w:rPr>
+          <w:rFonts w:ascii="맑은 고딕" w:hAnsi="맑은 고딕" w:eastAsia="맑은 고딕"/>
+          <w:b w:val="0"/>
+          <w:color w:val="9AA4B2"/>
+          <w:sz w:val="18"/>
+        </w:rPr>
+        <w:t>→ AI가 알려 준 처리 방법 :</w:t>
       </w:r>
     </w:p>
     <w:tbl>
@@ -3415,7 +3610,7 @@
       </w:tblGrid>
       <w:tr>
         <w:trPr>
-          <w:trHeight w:hRule="atLeast" w:val="1644"/>
+          <w:trHeight w:hRule="atLeast" w:val="680"/>
         </w:trPr>
         <w:tc>
           <w:tcPr>
@@ -5276,7 +5471,7 @@
           <w:color w:val="9AA4B2"/>
           <w:sz w:val="18"/>
         </w:rPr>
-        <w:t xml:space="preserve"> </w:t>
+        <w:t>· 왜 걷는가 :</w:t>
       </w:r>
     </w:p>
     <w:p>
@@ -5291,7 +5486,7 @@
           <w:color w:val="9AA4B2"/>
           <w:sz w:val="18"/>
         </w:rPr>
-        <w:t>1.</w:t>
+        <w:t>· 익명인가 :</w:t>
       </w:r>
     </w:p>
     <w:p>
@@ -5306,7 +5501,97 @@
           <w:color w:val="9AA4B2"/>
           <w:sz w:val="18"/>
         </w:rPr>
-        <w:t>2.</w:t>
+        <w:t>· 걸리는 시간 :</w:t>
+      </w:r>
+    </w:p>
+    <w:p>
+      <w:pPr>
+        <w:spacing w:before="0" w:after="0"/>
+        <w:ind w:left="170"/>
+      </w:pPr>
+      <w:r>
+        <w:rPr>
+          <w:rFonts w:ascii="맑은 고딕" w:hAnsi="맑은 고딕" w:eastAsia="맑은 고딕"/>
+          <w:b w:val="0"/>
+          <w:color w:val="9AA4B2"/>
+          <w:sz w:val="18"/>
+        </w:rPr>
+        <w:t xml:space="preserve"> </w:t>
+      </w:r>
+    </w:p>
+    <w:p>
+      <w:pPr>
+        <w:spacing w:before="0" w:after="0"/>
+        <w:ind w:left="170"/>
+      </w:pPr>
+      <w:r>
+        <w:rPr>
+          <w:rFonts w:ascii="맑은 고딕" w:hAnsi="맑은 고딕" w:eastAsia="맑은 고딕"/>
+          <w:b w:val="0"/>
+          <w:color w:val="9AA4B2"/>
+          <w:sz w:val="18"/>
+        </w:rPr>
+        <w:t>1. (문항)                                   → 방식 :</w:t>
+      </w:r>
+    </w:p>
+    <w:p>
+      <w:pPr>
+        <w:spacing w:before="0" w:after="0"/>
+        <w:ind w:left="170"/>
+      </w:pPr>
+      <w:r>
+        <w:rPr>
+          <w:rFonts w:ascii="맑은 고딕" w:hAnsi="맑은 고딕" w:eastAsia="맑은 고딕"/>
+          <w:b w:val="0"/>
+          <w:color w:val="9AA4B2"/>
+          <w:sz w:val="18"/>
+        </w:rPr>
+        <w:t>2. (문항)                                   → 방식 :</w:t>
+      </w:r>
+    </w:p>
+    <w:p>
+      <w:pPr>
+        <w:spacing w:before="0" w:after="0"/>
+        <w:ind w:left="170"/>
+      </w:pPr>
+      <w:r>
+        <w:rPr>
+          <w:rFonts w:ascii="맑은 고딕" w:hAnsi="맑은 고딕" w:eastAsia="맑은 고딕"/>
+          <w:b w:val="0"/>
+          <w:color w:val="9AA4B2"/>
+          <w:sz w:val="18"/>
+        </w:rPr>
+        <w:t>3. (문항)                                   → 방식 :</w:t>
+      </w:r>
+    </w:p>
+    <w:p>
+      <w:pPr>
+        <w:spacing w:before="0" w:after="0"/>
+        <w:ind w:left="170"/>
+      </w:pPr>
+      <w:r>
+        <w:rPr>
+          <w:rFonts w:ascii="맑은 고딕" w:hAnsi="맑은 고딕" w:eastAsia="맑은 고딕"/>
+          <w:b w:val="0"/>
+          <w:color w:val="9AA4B2"/>
+          <w:sz w:val="18"/>
+        </w:rPr>
+        <w:t xml:space="preserve"> </w:t>
+      </w:r>
+    </w:p>
+    <w:p>
+      <w:pPr>
+        <w:spacing w:before="0" w:after="0"/>
+        <w:ind w:left="170"/>
+      </w:pPr>
+      <w:r>
+        <w:rPr>
+          <w:rFonts w:ascii="맑은 고딕" w:hAnsi="맑은 고딕" w:eastAsia="맑은 고딕"/>
+          <w:b w:val="0"/>
+          <w:color w:val="9AA4B2"/>
+          <w:sz w:val="18"/>
+        </w:rPr>
+        <w:t>※ 보기에 ‘잘 모르겠다’를 넣었는가 :</w:t>
       </w:r>
     </w:p>
     <w:tbl>
@@ -5320,7 +5605,7 @@
       </w:tblGrid>
       <w:tr>
         <w:trPr>
-          <w:trHeight w:hRule="atLeast" w:val="3458"/>
+          <w:trHeight w:hRule="atLeast" w:val="2268"/>
         </w:trPr>
         <w:tc>
           <w:tcPr>
